--- a/downloads/teacher/05 Materials/Unit 06/Handouts/Handout 06.08 - Role Cards Lab 3.docx
+++ b/downloads/teacher/05 Materials/Unit 06/Handouts/Handout 06.08 - Role Cards Lab 3.docx
@@ -105,185 +105,6 @@
           <w:b/>
         </w:rPr>
         <w:t xml:space="preserve">The teacher drains every pot and opens every oven door. Butter knives and kitchen shears are the only things that cut in this room.</w:t>
-      </w:r>
-    </w:p>
-    <w:p>
-      <w:pPr>
-        <w:pStyle w:val="BodyText"/>
-      </w:pPr>
-      <w:r>
-        <w:rPr>
-          <w:rStyle w:val="TeacherNote"/>
-        </w:rPr>
-        <w:t xml:space="preserve">[Sal: add</w:t>
-      </w:r>
-      <w:r>
-        <w:rPr>
-          <w:rStyle w:val="TeacherNote"/>
-        </w:rPr>
-        <w:t xml:space="preserve"> </w:t>
-      </w:r>
-      <w:r>
-        <w:rPr>
-          <w:rStyle w:val="TeacherNote"/>
-        </w:rPr>
-        <w:t xml:space="preserve">“</w:t>
-      </w:r>
-      <w:r>
-        <w:rPr>
-          <w:rStyle w:val="TeacherNote"/>
-        </w:rPr>
-        <w:t xml:space="preserve">behind you,</w:t>
-      </w:r>
-      <w:r>
-        <w:rPr>
-          <w:rStyle w:val="TeacherNote"/>
-        </w:rPr>
-        <w:t xml:space="preserve">”</w:t>
-      </w:r>
-      <w:r>
-        <w:rPr>
-          <w:rStyle w:val="TeacherNote"/>
-        </w:rPr>
-        <w:t xml:space="preserve"> </w:t>
-      </w:r>
-      <w:r>
-        <w:rPr>
-          <w:rStyle w:val="TeacherNote"/>
-        </w:rPr>
-        <w:t xml:space="preserve">“</w:t>
-      </w:r>
-      <w:r>
-        <w:rPr>
-          <w:rStyle w:val="TeacherNote"/>
-        </w:rPr>
-        <w:t xml:space="preserve">hot,</w:t>
-      </w:r>
-      <w:r>
-        <w:rPr>
-          <w:rStyle w:val="TeacherNote"/>
-        </w:rPr>
-        <w:t xml:space="preserve">”</w:t>
-      </w:r>
-      <w:r>
-        <w:rPr>
-          <w:rStyle w:val="TeacherNote"/>
-        </w:rPr>
-        <w:t xml:space="preserve"> </w:t>
-      </w:r>
-      <w:r>
-        <w:rPr>
-          <w:rStyle w:val="TeacherNote"/>
-        </w:rPr>
-        <w:t xml:space="preserve">“</w:t>
-      </w:r>
-      <w:r>
-        <w:rPr>
-          <w:rStyle w:val="TeacherNote"/>
-        </w:rPr>
-        <w:t xml:space="preserve">boiling,</w:t>
-      </w:r>
-      <w:r>
-        <w:rPr>
-          <w:rStyle w:val="TeacherNote"/>
-        </w:rPr>
-        <w:t xml:space="preserve">”</w:t>
-      </w:r>
-      <w:r>
-        <w:rPr>
-          <w:rStyle w:val="TeacherNote"/>
-        </w:rPr>
-        <w:t xml:space="preserve"> </w:t>
-      </w:r>
-      <w:r>
-        <w:rPr>
-          <w:rStyle w:val="TeacherNote"/>
-        </w:rPr>
-        <w:t xml:space="preserve">“</w:t>
-      </w:r>
-      <w:r>
-        <w:rPr>
-          <w:rStyle w:val="TeacherNote"/>
-        </w:rPr>
-        <w:t xml:space="preserve">done,</w:t>
-      </w:r>
-      <w:r>
-        <w:rPr>
-          <w:rStyle w:val="TeacherNote"/>
-        </w:rPr>
-        <w:t xml:space="preserve">”</w:t>
-      </w:r>
-      <w:r>
-        <w:rPr>
-          <w:rStyle w:val="TeacherNote"/>
-        </w:rPr>
-        <w:t xml:space="preserve"> </w:t>
-      </w:r>
-      <w:r>
-        <w:rPr>
-          <w:rStyle w:val="TeacherNote"/>
-        </w:rPr>
-        <w:t xml:space="preserve">and</w:t>
-      </w:r>
-      <w:r>
-        <w:rPr>
-          <w:rStyle w:val="TeacherNote"/>
-        </w:rPr>
-        <w:t xml:space="preserve"> </w:t>
-      </w:r>
-      <w:r>
-        <w:rPr>
-          <w:rStyle w:val="TeacherNote"/>
-        </w:rPr>
-        <w:t xml:space="preserve">“</w:t>
-      </w:r>
-      <w:r>
-        <w:rPr>
-          <w:rStyle w:val="TeacherNote"/>
-        </w:rPr>
-        <w:t xml:space="preserve">help</w:t>
-      </w:r>
-      <w:r>
-        <w:rPr>
-          <w:rStyle w:val="TeacherNote"/>
-        </w:rPr>
-        <w:t xml:space="preserve">”</w:t>
-      </w:r>
-      <w:r>
-        <w:rPr>
-          <w:rStyle w:val="TeacherNote"/>
-        </w:rPr>
-        <w:t xml:space="preserve"> </w:t>
-      </w:r>
-      <w:r>
-        <w:rPr>
-          <w:rStyle w:val="TeacherNote"/>
-        </w:rPr>
-        <w:t xml:space="preserve">in Turkish, Portuguese, and Spanish from</w:t>
-      </w:r>
-      <w:r>
-        <w:rPr>
-          <w:rStyle w:val="TeacherNote"/>
-        </w:rPr>
-        <w:t xml:space="preserve"> </w:t>
-      </w:r>
-      <w:r>
-        <w:rPr>
-          <w:rStyle w:val="VerbatimChar"/>
-        </w:rPr>
-        <w:t xml:space="preserve">Vocabulary 06.md</w:t>
-      </w:r>
-      <w:r>
-        <w:rPr>
-          <w:rStyle w:val="TeacherNote"/>
-        </w:rPr>
-        <w:t xml:space="preserve"> </w:t>
-      </w:r>
-      <w:r>
-        <w:rPr>
-          <w:rStyle w:val="TeacherNote"/>
-        </w:rPr>
-        <w:t xml:space="preserve">on the back of every card.]</w:t>
       </w:r>
     </w:p>
     <w:p>
@@ -2196,7 +2017,7 @@
               <w:jc w:val="left"/>
             </w:pPr>
             <w:r>
-              <w:t xml:space="preserve">Zone: counters and supplies, with the Plate Builder. Wipe every counter. Put away the leftover cheese.</w:t>
+              <w:t xml:space="preserve">Zone: counters and supplies. Wipe every counter. Put away the leftover cheese.</w:t>
             </w:r>
           </w:p>
         </w:tc>
@@ -3026,7 +2847,7 @@
               <w:jc w:val="left"/>
             </w:pPr>
             <w:r>
-              <w:t xml:space="preserve">Toppings Chief and Plate Builder (pasta) or Prep Cook (quesadillas)</w:t>
+              <w:t xml:space="preserve">Toppings Chief alone (pasta) or Toppings Chief and Prep Cook (quesadillas)</w:t>
             </w:r>
           </w:p>
         </w:tc>
